--- a/lib/templates/ldm-bnc.docx
+++ b/lib/templates/ldm-bnc.docx
@@ -545,31 +545,10 @@
         </w:rPr>
       </w:pPr>
       <w:r>
-        <w:fldChar w:fldCharType="begin"/>
-      </w:r>
-      <w:r>
-        <w:instrText xml:space="preserve"> IF </w:instrText>
-      </w:r>
-      <w:r>
         <w:rPr>
           <w:noProof/>
         </w:rPr>
-        <w:t xml:space="preserve">{Titre}</w:t>
-      </w:r>
-      <w:r>
-        <w:instrText xml:space="preserve"> = "Monsieur" "Cher" "Chère" </w:instrText>
-      </w:r>
-      <w:r>
-        <w:fldChar w:fldCharType="separate"/>
-      </w:r>
-      <w:r>
-        <w:rPr>
-          <w:noProof/>
-        </w:rPr>
-        <w:t>Cher</w:t>
-      </w:r>
-      <w:r>
-        <w:fldChar w:fldCharType="end"/>
+        <w:t>{Cher}</w:t>
       </w:r>
       <w:r>
         <w:rPr>
@@ -2904,25 +2883,25 @@
         <w:rPr>
           <w:rFonts w:cstheme="majorHAnsi"/>
         </w:rPr>
-        <w:t xml:space="preserve">{Honos_mensuels}</w:t>
-      </w:r>
-      <w:r>
-        <w:rPr>
-          <w:rFonts w:cstheme="majorHAnsi"/>
-        </w:rPr>
-        <w:t xml:space="preserve"> € HT par mois à traiter, soit </w:t>
-      </w:r>
-      <w:r>
-        <w:rPr>
-          <w:rFonts w:cstheme="majorHAnsi"/>
-        </w:rPr>
-        <w:t xml:space="preserve">{Honos_annuels}</w:t>
-      </w:r>
-      <w:r>
-        <w:rPr>
-          <w:rFonts w:cstheme="majorHAnsi"/>
-        </w:rPr>
-        <w:t xml:space="preserve"> € HT pour une année de 12 mois.</w:t>
+        <w:t xml:space="preserve">{Phrase_conformite}</w:t>
+      </w:r>
+      <w:r>
+        <w:rPr>
+          <w:rFonts w:cstheme="majorHAnsi"/>
+        </w:rPr>
+        <w:t/>
+      </w:r>
+      <w:r>
+        <w:rPr>
+          <w:rFonts w:cstheme="majorHAnsi"/>
+        </w:rPr>
+        <w:t/>
+      </w:r>
+      <w:r>
+        <w:rPr>
+          <w:rFonts w:cstheme="majorHAnsi"/>
+        </w:rPr>
+        <w:t/>
       </w:r>
     </w:p>
     <w:p>
@@ -2969,6 +2948,7 @@
         </w:numPr>
         <w:rPr>
           <w:rFonts w:cstheme="majorHAnsi"/>
+          <w:color w:val="000000" w:themeColor="text1"/>
         </w:rPr>
       </w:pPr>
       <w:r>
@@ -2978,13 +2958,21 @@
           <w:bCs/>
           <w:color w:val="000000" w:themeColor="text1"/>
         </w:rPr>
-        <w:t xml:space="preserve">Honoraires de reprise : </w:t>
-      </w:r>
-      <w:r>
-        <w:rPr>
-          <w:rFonts w:cstheme="majorHAnsi"/>
-        </w:rPr>
-        <w:t xml:space="preserve">{Phrase_reprise}</w:t>
+        <w:t>Forfait pilotage :</w:t>
+      </w:r>
+      <w:r>
+        <w:rPr>
+          <w:rFonts w:cstheme="majorHAnsi"/>
+          <w:color w:val="000000" w:themeColor="text1"/>
+        </w:rPr>
+        <w:t xml:space="preserve"> </w:t>
+      </w:r>
+      <w:r>
+        <w:rPr>
+          <w:rFonts w:cstheme="majorHAnsi"/>
+          <w:color w:val="000000" w:themeColor="text1"/>
+        </w:rPr>
+        <w:t xml:space="preserve">{Phrase_tdb}</w:t>
       </w:r>
     </w:p>
     <w:p>
@@ -2996,7 +2984,6 @@
         </w:numPr>
         <w:rPr>
           <w:rFonts w:cstheme="majorHAnsi"/>
-          <w:color w:val="000000" w:themeColor="text1"/>
         </w:rPr>
       </w:pPr>
       <w:r>
@@ -3006,82 +2993,38 @@
           <w:bCs/>
           <w:color w:val="000000" w:themeColor="text1"/>
         </w:rPr>
-        <w:t>Travaux juridiques annuels</w:t>
-      </w:r>
+        <w:t xml:space="preserve">Honoraires de reprise : </w:t>
+      </w:r>
+      <w:r>
+        <w:rPr>
+          <w:rFonts w:cstheme="majorHAnsi"/>
+        </w:rPr>
+        <w:t xml:space="preserve">{Phrase_reprise}</w:t>
+      </w:r>
+    </w:p>
+    <w:p>
+      <w:pPr>
+        <w:rPr>
+          <w:rFonts w:cstheme="majorHAnsi"/>
+          <w:color w:val="000000" w:themeColor="text1"/>
+        </w:rPr>
+      </w:pPr>
+    </w:p>
+    <w:p>
+      <w:pPr>
+        <w:rPr>
+          <w:rFonts w:cstheme="majorHAnsi"/>
+          <w:color w:val="000000" w:themeColor="text1"/>
+        </w:rPr>
+      </w:pPr>
       <w:r>
         <w:rPr>
           <w:rFonts w:cstheme="majorHAnsi"/>
           <w:b/>
           <w:bCs/>
-          <w:color w:val="000000" w:themeColor="text1"/>
-        </w:rPr>
-        <w:t> :</w:t>
-      </w:r>
-      <w:r>
-        <w:rPr>
-          <w:rFonts w:cstheme="majorHAnsi"/>
-        </w:rPr>
-        <w:t xml:space="preserve"> </w:t>
-      </w:r>
-      <w:r>
-        <w:rPr>
-          <w:rFonts w:cstheme="majorHAnsi"/>
-          <w:color w:val="000000" w:themeColor="text1"/>
-        </w:rPr>
-        <w:t xml:space="preserve">{Phrase_juridique}</w:t>
-      </w:r>
-    </w:p>
-    <w:p>
-      <w:pPr>
-        <w:pStyle w:val="Paragraphedeliste"/>
-        <w:numPr>
-          <w:ilvl w:val="0"/>
-          <w:numId w:val="47"/>
-        </w:numPr>
-        <w:rPr>
-          <w:rFonts w:cstheme="majorHAnsi"/>
-          <w:color w:val="000000" w:themeColor="text1"/>
-        </w:rPr>
-      </w:pPr>
-      <w:r>
-        <w:rPr>
-          <w:rFonts w:cstheme="majorHAnsi"/>
-          <w:b/>
-          <w:bCs/>
-          <w:color w:val="000000" w:themeColor="text1"/>
-        </w:rPr>
-        <w:t>Forfait pilotage :</w:t>
-      </w:r>
-      <w:r>
-        <w:rPr>
-          <w:rFonts w:cstheme="majorHAnsi"/>
-          <w:color w:val="000000" w:themeColor="text1"/>
-        </w:rPr>
-        <w:t xml:space="preserve"> </w:t>
-      </w:r>
-      <w:r>
-        <w:rPr>
-          <w:rFonts w:cstheme="majorHAnsi"/>
-          <w:color w:val="000000" w:themeColor="text1"/>
-        </w:rPr>
-        <w:t xml:space="preserve">{Phrase_tdb}</w:t>
-      </w:r>
-    </w:p>
-    <w:p>
-      <w:pPr>
-        <w:rPr>
-          <w:rFonts w:cstheme="majorHAnsi"/>
-          <w:color w:val="000000" w:themeColor="text1"/>
-        </w:rPr>
-      </w:pPr>
-    </w:p>
-    <w:p>
-      <w:pPr>
-        <w:rPr>
-          <w:rFonts w:cstheme="majorHAnsi"/>
-          <w:color w:val="000000" w:themeColor="text1"/>
-        </w:rPr>
-      </w:pPr>
+        </w:rPr>
+        <w:t xml:space="preserve">Honoraires de création : </w:t>
+      </w:r>
       <w:r>
         <w:rPr>
           <w:rFonts w:cstheme="majorHAnsi"/>

--- a/lib/templates/ldm-bnc.docx
+++ b/lib/templates/ldm-bnc.docx
@@ -1749,7 +1749,6 @@
         <w:rPr>
           <w:rFonts w:cstheme="majorHAnsi"/>
           <w:color w:val="0D1122"/>
-          <w:u w:val="single"/>
         </w:rPr>
       </w:pPr>
       <w:r>
@@ -2658,7 +2657,6 @@
         <w:rPr>
           <w:rFonts w:cstheme="majorHAnsi"/>
           <w:color w:val="44546A" w:themeColor="text2"/>
-          <w:u w:val="single"/>
         </w:rPr>
       </w:pPr>
       <w:r>

--- a/lib/templates/ldm-bnc.docx
+++ b/lib/templates/ldm-bnc.docx
@@ -3732,7 +3732,7 @@
         <w:rPr>
           <w:rFonts w:cstheme="majorHAnsi"/>
         </w:rPr>
-        <w:t>Expert-comptable, Président</w:t>
+        <w:t>Expert-comptable, Gérant</w:t>
       </w:r>
     </w:p>
     <w:p>
@@ -7467,7 +7467,7 @@
                                 <w:sz w:val="16"/>
                                 <w:szCs w:val="11"/>
                               </w:rPr>
-                              <w:t>SAS au capital de 1 000 euros – NAF 6920Z – Siret 937 837 193 00013 – TVA FR13 937 837 193</w:t>
+                              <w:t>EURL au capital de 1 000 euros – NAF 6920Z – Siret 937 837 193 00013 – TVA FR13 937 837 193</w:t>
                             </w:r>
                           </w:p>
                         </w:txbxContent>
@@ -7643,7 +7643,7 @@
                           <w:sz w:val="16"/>
                           <w:szCs w:val="11"/>
                         </w:rPr>
-                        <w:t>SAS au capital de 1 000 euros – NAF 6920Z – Siret 937 837 193 00013 – TVA FR13 937 837 193</w:t>
+                        <w:t>EURL au capital de 1 000 euros – NAF 6920Z – Siret 937 837 193 00013 – TVA FR13 937 837 193</w:t>
                       </w:r>
                     </w:p>
                   </w:txbxContent>
@@ -7861,7 +7861,7 @@
                                 <w:sz w:val="16"/>
                                 <w:szCs w:val="11"/>
                               </w:rPr>
-                              <w:t>SAS</w:t>
+                              <w:t>EURL</w:t>
                             </w:r>
                             <w:r>
                               <w:rPr>
@@ -8100,7 +8100,7 @@
                           <w:sz w:val="16"/>
                           <w:szCs w:val="11"/>
                         </w:rPr>
-                        <w:t>SAS</w:t>
+                        <w:t>EURL</w:t>
                       </w:r>
                       <w:r>
                         <w:rPr>

--- a/lib/templates/ldm-bnc.docx
+++ b/lib/templates/ldm-bnc.docx
@@ -2971,6 +2971,42 @@
           <w:color w:val="000000" w:themeColor="text1"/>
         </w:rPr>
         <w:t xml:space="preserve">{Phrase_tdb}</w:t>
+      </w:r>
+    </w:p>
+    <w:p>
+      <w:pPr>
+        <w:pStyle w:val="Paragraphedeliste"/>
+        <w:numPr>
+          <w:ilvl w:val="0"/>
+          <w:numId w:val="47"/>
+        </w:numPr>
+        <w:rPr>
+          <w:rFonts w:cstheme="majorHAnsi"/>
+          <w:color w:val="000000" w:themeColor="text1"/>
+        </w:rPr>
+      </w:pPr>
+      <w:r>
+        <w:rPr>
+          <w:rFonts w:cstheme="majorHAnsi"/>
+          <w:b/>
+          <w:bCs/>
+          <w:color w:val="000000" w:themeColor="text1"/>
+        </w:rPr>
+        <w:t>Guichet unique - OSS :</w:t>
+      </w:r>
+      <w:r>
+        <w:rPr>
+          <w:rFonts w:cstheme="majorHAnsi"/>
+          <w:color w:val="000000" w:themeColor="text1"/>
+        </w:rPr>
+        <w:t xml:space="preserve"> </w:t>
+      </w:r>
+      <w:r>
+        <w:rPr>
+          <w:rFonts w:cstheme="majorHAnsi"/>
+          <w:color w:val="000000" w:themeColor="text1"/>
+        </w:rPr>
+        <w:t xml:space="preserve">{Phrase_oss}</w:t>
       </w:r>
     </w:p>
     <w:p>
